--- a/example_articles/states/Connecticut/4.states_Connecticut_Other_publisher.docx
+++ b/example_articles/states/Connecticut/4.states_Connecticut_Other_publisher.docx
@@ -31,17 +31,17 @@
     </w:p>
     <w:p>
       <w:r>
-        <w:t>Source File: Other publishers/Files (500) (29).DOCX</w:t>
+        <w:t>Source file: Other publishers/Files (500) (29).DOCX</w:t>
       </w:r>
     </w:p>
     <w:p>
       <w:r>
-        <w:t>Raw locations result: ['Connecticut']</w:t>
+        <w:t>Raw locations result, 'locations': ['Connecticut']</w:t>
       </w:r>
     </w:p>
     <w:p>
       <w:r>
-        <w:t>states_stand_flat (Standardized): Connecticut</w:t>
+        <w:t>Standardized locations result, 'states_stand_flat': Connecticut</w:t>
       </w:r>
     </w:p>
     <w:p>

--- a/example_articles/states/Connecticut/4.states_Connecticut_Other_publisher.docx
+++ b/example_articles/states/Connecticut/4.states_Connecticut_Other_publisher.docx
@@ -7,11 +7,7 @@
         <w:pStyle w:val="Heading1"/>
       </w:pPr>
       <w:r>
-        <w:t>THE FIRST LADIES;</w:t>
-        <w:br/>
-        <w:t>'Friendship' bridges cultures;</w:t>
-        <w:br/>
-        <w:t>How they're different, how they're alike</w:t>
+        <w:t>Hopes run high in Conn.</w:t>
       </w:r>
     </w:p>
     <w:p>
@@ -21,17 +17,17 @@
     </w:p>
     <w:p>
       <w:r>
-        <w:t>Date: 1990-06-01</w:t>
+        <w:t>Date: 1990-10-23</w:t>
       </w:r>
     </w:p>
     <w:p>
       <w:r>
-        <w:t>Section: NEWS; Pg. 1A; Cover Story</w:t>
+        <w:t>Section: NEWS;</w:t>
       </w:r>
     </w:p>
     <w:p>
       <w:r>
-        <w:t>Source file: Other publishers/Files (500) (29).DOCX</w:t>
+        <w:t>Source file: Other publishers/Files (500) (20).DOCX</w:t>
       </w:r>
     </w:p>
     <w:p>
@@ -53,67 +49,108 @@
     </w:p>
     <w:p>
       <w:r>
-        <w:t>Nobody it seems - not even the sometimes prickly Raisa Gorbachev - can dislike first lady Barbara Bush.</w:t>
+        <w:t>A black Republican hasn't been elected to the House of Representatives</w:t>
         <w:br/>
-        <w:t>From the moment the Gorbachevs met the Bushes at the White House Thursday, it was clear there's a new relationship emerging between the two first ladies of the world's superpowers. Among signs that times are changing: First dog Millie took to Gorbachev during afternoon tea like, well, an English springer spaniel takes to the outdoors. Bush, in fact, ''said that Mrs. Gorbachev and Millie bonded,'' Bush spokeswoman Anna Perez says, laughing.</w:t>
+        <w:t>in 58 years. A look at the two leading contenders to change that:</w:t>
         <w:br/>
-        <w:t>''Millie sat on Mrs. Gorbachev's foot and she followed her … all over the house'' during tea, Perez adds.</w:t>
+        <w:t>WATERBURY, Conn. - This blue-collar city seems an unlikely proving</w:t>
         <w:br/>
-        <w:t>The two first ladies - who so far have ''had a great meeting renewing an old friendship,'' Perez says - have a further chance to solidify that relationship. Gorbachev accompanies Bush to Wellesley College today for a commencement address that's attracted more than its share of media interest already. All three major networks will cover their six-minute addresses live at 11: 15 a.m. EDT.</w:t>
+        <w:t>ground for Republicans.</w:t>
         <w:br/>
-        <w:t>Here's the irony of the visit: Wellesley women have objected to the choice of Bush as their commencement speaker on grounds she hasn't done enough on her own. Soviet women criticize Gorbachev, who holds a doctorate, as too activist and outspoken.</w:t>
+        <w:t>But the GOP is counting on working class Democrats here - who came</w:t>
         <w:br/>
-        <w:t>By any accounting, the two women have sharply differing styles - Bush's warm, grandmotherly image in stark contrast to Gorbachev's rather imperial brand of new Soviet hip. But Bush and Gorbachev seem to jell as personalities much better than Gorbachev and former first lady Nancy Reagan.</w:t>
+        <w:t>out in droves to elect George Bush and Ronald Reagan - to help the</w:t>
         <w:br/>
-        <w:t>During Gorbachev's December 1987 summit visit to Washington, she clearly irritated hostess Reagan: First, she was slow responding to an invitation to tea at the White House, then she asked for a time change; finally, Gorbachev bent the ears of attending guests with a speech on the joys of socialism.</w:t>
+        <w:t>party reshape its image.</w:t>
         <w:br/>
-        <w:t>''I was offended,'' Nancy Reagan recalls in her autobiography My Turn. ''In the circle we moved in, you don't ignore an invitation from the head of state or his wife.''</w:t>
+        <w:t>National Republicans are pinning their hopes on city alderman Gary</w:t>
         <w:br/>
-        <w:t>It wasn't the first time Gorbachev has gone her own way.</w:t>
+        <w:t>Franks in a closely watched House race.</w:t>
         <w:br/>
-        <w:t>She began ruffling Soviet feathers even before her husband came to power as Communist Party general secretary in 1985. On a 1984 trip to London, she shocked her fellow Soviets by contradicting her husband in the presence of Prime Minister Margaret Thatcher.</w:t>
+        <w:t>Franks, 37, is a former high school basketball star, Yale graduate</w:t>
         <w:br/>
-        <w:t>''We are all working class,'' said the Soviet leader. ''No,'' his wife said, ''you are a lawyer.'' Then she enraged Soviets by taking an American Express card on a trip through swanky London stores.</w:t>
+        <w:t>and real estate developer who embraces the GOP's most conservative</w:t>
         <w:br/>
-        <w:t>It's early, but so far nothing similar has happened on this U.S. visit.</w:t>
+        <w:t>stands. And, he's black.</w:t>
         <w:br/>
-        <w:t>''The status of women in the Soviet Union is so much different than it is here, it's even hard to think about,'' says Jennie Farley, founder of Cornell University's Women's Studies program and author of Women Workers in 15 Countries.</w:t>
+        <w:t>"We can't afford to write off any segment of the population,"</w:t>
         <w:br/>
-        <w:t>''The whole first lady business is interesting,'' says Farley. ''Let's hope Raisa Gorbachev will not be reviled in her own country for doing things that seem progressive to us.''</w:t>
+        <w:t>says Republican spokeswoman Leslie Goodman.</w:t>
         <w:br/>
-        <w:t>Adds Dauphine Sloan of the Washington-based Center for Strategic and International Studies: In the Soviet Union, ''even though women are part of the working force, their role as mother and housekeeper has remained the same. They not only work full time, they care for the children and cook the food. Mrs. Gorbachev is a very well educated professional, and she's been highly visible. People dislike her because she's visible - and they're not used to it.''</w:t>
+        <w:t>The party's new message: "It's not whether or not you can get to</w:t>
         <w:br/>
-        <w:t>Soviet citizens didn't like it one bit, for example, when President Gorbachev told NBC's Tom Brokaw in December 1987 that he and his wife ''discuss everything.'' Gorbachev also brought down the ire of Soviet citizens in March, when he said on Soviet TV, ''At our house it's Raisa Maximovna who's the secretary of the party organization.''</w:t>
+        <w:t>the lunch counter, it's whether or not you have the money to buy</w:t>
         <w:br/>
-        <w:t>Conversely, Barbara Bush is often prodded by reporters to say more - on abortion, on equal rights, on disarmament and the death penalty.</w:t>
+        <w:t>lunch," she says.</w:t>
         <w:br/>
-        <w:t>She invariably waves away the questions with the disclaimer, ''I'm not the president. Ask him.''</w:t>
+        <w:t>Franks couldn't agree more.</w:t>
         <w:br/>
-        <w:t>Still, insiders expect smooth sailing between the two women.</w:t>
+        <w:t>President Bush campaigns for him in Waterbury today - a day after</w:t>
         <w:br/>
-        <w:t>''Raisa was told by the Soviets not to get out and behave as she did last time - when she was impertinent,'' says the University of Miami's Jiri Valenta, who this week wound up a mini summit with U.S. and Soviet diplomats and politicians.</w:t>
+        <w:t>the president vetoed the civil rights bill.</w:t>
         <w:br/>
-        <w:t>So far, all has gone according to the Soviet script.</w:t>
+        <w:t>At a debate Sunday night, Democrat Toby Moffett blasted Franks for</w:t>
         <w:br/>
-        <w:t>Gorbachev, in smart red and black suit and black pumps, stood primly by Bush, in mint green and white, at Thursday's dazzling White House arrival ceremony. Bush leaned over to explain parts of the ritual, which included a marching fife and drum corps, a military review and the playing of both national anthems. But Gorbachev never smiled enough to show her teeth. Not even when President Bush mentioned her, saying President Gorbachev had ''brought back Mrs. Gorbachev, (and) that brings joy to all of our hearts.''</w:t>
+        <w:t>not supporting the civil rights measure, accusing Frank of being in</w:t>
         <w:br/>
-        <w:t>Don't think Barbara Bush is a pushover, however. If Gorbachev gets testy, Bush will neither put up with rudeness, nor stoop to it herself, say those who know her.</w:t>
+        <w:t>league with arch-conservatives like Sen. Jesse Helms, R-N.C.</w:t>
         <w:br/>
-        <w:t>''She knows how to handle herself,'' says long time Houston friend Mildred Kerr, who graciously lent her name to the Bushes' springer spaniel. ''She'll do everything the way she should do it: be polite but also have fun and enjoy what she's doing. And she'll do the same with Mrs. Gorbachev. She'll try to have her be relaxed. That's one of her main attributes - to get people to relax and laugh.''</w:t>
+        <w:t>"Mr. Moffett, do not talk to me about civil rights," Franks</w:t>
         <w:br/>
-        <w:t>Bush herself proved the point during a tense Nancy Reagan-Raisa Gorbachev luncheon while the Gorbachevs were in New York for his 1988 U.N. address. The three women were standing for a photo, the two first ladies still prickly with one another, when Bush took cheerful charge, asking Gorbachev, ''How do you say 'cheese' in Russian?''</w:t>
+        <w:t>replied. "When I was a child, I had a cross burned in front of my</w:t>
         <w:br/>
-        <w:t>''All three are very strong women,'' says Elaine Crispin, Reagan's former press secretary. She says she ''wouldn't presume to give the first lady (Bush) advice'' on the current visit. ''I think she's going to handle it beautifully.''</w:t>
+        <w:t>house."</w:t>
         <w:br/>
-        <w:t>On Gorbachev: ''I wouldn't call her difficult. There's always a complication or two when there's a language barrier. And certainly, Mrs. Gorbachev and Mrs. Reagan may have held totally different philosophies.''</w:t>
+        <w:t>Moffett is a former House member who lost Senate and gubernatorial</w:t>
         <w:br/>
-        <w:t>The two meet again Monday. Crispin says Nancy Reagan is ''looking forward to seeing the Gorbachevs in California, and says she'd love to show them Santa Barbara and Los Angeles if their schedule permitted. She's looking forward to furthering that relationship.''</w:t>
+        <w:t>bids in 1982 and 1986 and then became a TV news anchor in Hartford.</w:t>
         <w:br/>
-        <w:t>This is the third Bush-Gorbachev meeting, and Bush is enjoying it. Says her hair stylist Yves Graux: ''Mrs. Bush is her own person. She doesn't have to worry about competition.''</w:t>
+        <w:t>He quit TV and moved into the congresssional district, where only</w:t>
         <w:br/>
-        <w:t xml:space="preserve"> How they're different, how they're alike </w:t>
+        <w:t>4% of the voters are black, to seek to replace GOP Rep. John Rowland,</w:t>
         <w:br/>
-        <w:t>Favorite jewelry Cartier diamond earrings Triple strand faux pearls</w:t>
+        <w:t>who's running for governor.</w:t>
+        <w:br/>
+        <w:t>Moffet doesn't hide the fact that he moved in when he saw a seat</w:t>
+        <w:br/>
+        <w:t>open in the district. But he's had to convince voters he isn't an</w:t>
+        <w:br/>
+        <w:t>opportunist and to defend GOP charges that he's a liberal relic.</w:t>
+        <w:br/>
+        <w:t>Republican state Sen. James McLaughlin, who lost the GOP nomination</w:t>
+        <w:br/>
+        <w:t>to Franks, dubbed Moffett a "free-wheeling, nutty, kooky, big-spending</w:t>
+        <w:br/>
+        <w:t>liberal of the 1970s" in his campaign.</w:t>
+        <w:br/>
+        <w:t>Moffett, who's taking more moderate stands now, replies: "I'm</w:t>
+        <w:br/>
+        <w:t>basically a moderate person. I'm an activist, an advocate for the</w:t>
+        <w:br/>
+        <w:t>people."</w:t>
+        <w:br/>
+        <w:t>He says Franks is so conservative "he's off the charts."</w:t>
+        <w:br/>
+        <w:t>But Franks, who supports the death penalty and abortion rights,</w:t>
+        <w:br/>
+        <w:t>says he's in step with workers in Connecticut's most conservative</w:t>
+        <w:br/>
+        <w:t>district.</w:t>
+        <w:br/>
+        <w:t>And, he says, he's in step with minority views, too.</w:t>
+        <w:br/>
+        <w:t>"I'd be happy to take a snapshot of America" during the Carter</w:t>
+        <w:br/>
+        <w:t>era when Moffett served in Congress, Franks says. Interest and</w:t>
+        <w:br/>
+        <w:t>unemployment rates soared, and that "affected blacks (and) whites."</w:t>
+        <w:br/>
+        <w:t>Correction</w:t>
+        <w:br/>
+        <w:br/>
+        <w:t>10/24/90.</w:t>
+        <w:br/>
+        <w:t>Correction-Date: October 24, 1990, Wednesday</w:t>
         <w:br/>
         <w:br/>
         <w:t>Graphic</w:t>
@@ -121,7 +158,7 @@
         <w:br/>
         <w:t xml:space="preserve"> </w:t>
         <w:br/>
-        <w:t>PHOTO; color, Tim Dillon, USA TODAY (Summit Meetings-1990, Raisa Gorbachev, Barbara Bush)</w:t>
+        <w:t>PHOTO;b/w, Eileen Blass, USA TODAY(FP, Gary Franks, S); FRANKS: Alderman identifies with conservative stands.</w:t>
       </w:r>
     </w:p>
     <w:sectPr>

--- a/example_articles/states/Connecticut/4.states_Connecticut_Other_publisher.docx
+++ b/example_articles/states/Connecticut/4.states_Connecticut_Other_publisher.docx
@@ -7,7 +7,9 @@
         <w:pStyle w:val="Heading1"/>
       </w:pPr>
       <w:r>
-        <w:t>Hopes run high in Conn.</w:t>
+        <w:t>SONG OF HIMSELF;</w:t>
+        <w:br/>
+        <w:t>ARTIE SHAW'S GREATEST PASSION WAS 1,900-PAGE NOVEL</w:t>
       </w:r>
     </w:p>
     <w:p>
@@ -17,17 +19,17 @@
     </w:p>
     <w:p>
       <w:r>
-        <w:t>Date: 1990-10-23</w:t>
+        <w:t>Date: 2005-02-27</w:t>
       </w:r>
     </w:p>
     <w:p>
       <w:r>
-        <w:t>Section: NEWS;</w:t>
+        <w:t>Section: ARTS and ENTERTAINMENT,</w:t>
       </w:r>
     </w:p>
     <w:p>
       <w:r>
-        <w:t>Source file: Other publishers/Files (500) (20).DOCX</w:t>
+        <w:t>Source file: Other publishers/Files (500) (21).DOCX</w:t>
       </w:r>
     </w:p>
     <w:p>
@@ -49,108 +51,63 @@
     </w:p>
     <w:p>
       <w:r>
-        <w:t>A black Republican hasn't been elected to the House of Representatives</w:t>
+        <w:t>This is Artie Shaw's garret, tucked up beneath the eaves of a tract home in basic California suburbia, circa 1966.</w:t>
         <w:br/>
-        <w:t>in 58 years. A look at the two leading contenders to change that:</w:t>
+        <w:t xml:space="preserve"> Shaw, the jazz legend, moved here a quarter-century ago for the view, not the home styles. He had lived in Spain in the 1950s, and the clear-day vista here of the distant San Gabriel Mountains reminded him of Catalonia, so he bought the place and settled in to work on what had become the consuming passion of his life.</w:t>
         <w:br/>
-        <w:t>WATERBURY, Conn. - This blue-collar city seems an unlikely proving</w:t>
+        <w:t xml:space="preserve"> A novel. About himself.</w:t>
         <w:br/>
-        <w:t>ground for Republicans.</w:t>
+        <w:t>It was a long life; Shaw died here in December at 94, so "The Education of Albie Snow" runs 1,900 double-spaced pages over about 100 chapters.</w:t>
         <w:br/>
-        <w:t>But the GOP is counting on working class Democrats here - who came</w:t>
+        <w:t xml:space="preserve"> It was meant to be part of a trilogy, and Shaw kept at it longer than any of his eight marriages. The work has yet to entice a publisher, although Ida Giragossian, a member of Alfred Knopf's editorial department, has been carving away at it on her own time for more than two years.</w:t>
         <w:br/>
-        <w:t>out in droves to elect George Bush and Ronald Reagan - to help the</w:t>
+        <w:t xml:space="preserve"> She's only half done.</w:t>
         <w:br/>
-        <w:t>party reshape its image.</w:t>
+        <w:t xml:space="preserve"> "It's time-consuming, but I think it's eminently worth it," Giragossian said, adding that she hopes Knopf or another Random House imprint eventually will publish it.</w:t>
         <w:br/>
-        <w:t>National Republicans are pinning their hopes on city alderman Gary</w:t>
+        <w:t xml:space="preserve"> "It covers from ages 15 to 24, with a couple of flashbacks to age 7 and the first anti-Semitism he encountered [growing up] in Connecticut. It's wonderful because it has a coming-of-age quality to it, the young teenager and how he teaches himself to play the saxophone and clarinet."</w:t>
         <w:br/>
-        <w:t>Franks in a closely watched House race.</w:t>
+        <w:t xml:space="preserve"> Others who have seen the manuscript were less enamored.</w:t>
         <w:br/>
-        <w:t>Franks, 37, is a former high school basketball star, Yale graduate</w:t>
+        <w:t xml:space="preserve"> "He wasn't a bad writer, but he was an undisciplined writer," said publisher Lyle Stuart, a friend of Shaw's since the early 1970s). "I told Artie, you don't do a 1,900-page novel."</w:t>
         <w:br/>
-        <w:t>and real estate developer who embraces the GOP's most conservative</w:t>
+        <w:t xml:space="preserve"> But would Artie listen? Not often.</w:t>
         <w:br/>
-        <w:t>stands. And, he's black.</w:t>
+        <w:t xml:space="preserve"> Shaw was an irascible character. Even his friends use words like "feisty" and "difficult" to describe him. He traced his gruffness to his days growing up as a Jew in a working-class Catholic neighborhood.</w:t>
         <w:br/>
-        <w:t>"We can't afford to write off any segment of the population,"</w:t>
+        <w:t xml:space="preserve"> He hid himself in books and music. His father walked out when Shaw was 13, and by 15, Shaw left too, landing gigs in jazz bands during the Roaring '20s.</w:t>
         <w:br/>
-        <w:t>says Republican spokeswoman Leslie Goodman.</w:t>
+        <w:t xml:space="preserve"> He was an exacting perfectionist, as hard on himself as on others. He had two sons whom he barely acknowledged, and he burned through wives like candles.</w:t>
         <w:br/>
-        <w:t>The party's new message: "It's not whether or not you can get to</w:t>
+        <w:t xml:space="preserve"> Shaw made his mark on the 20th century by weaving magic with a clarinet, expressing the inexpressible with a few quick exhales and a flourish of fingerings. Then he famously quit.</w:t>
         <w:br/>
-        <w:t>the lunch counter, it's whether or not you have the money to buy</w:t>
+        <w:t xml:space="preserve"> An old friend was once quoted as saying that Shaw gave up being a great musician to become a mediocre writer. Critics were less harsh but not by much.</w:t>
         <w:br/>
-        <w:t>lunch," she says.</w:t>
+        <w:t xml:space="preserve"> Shaw published three books, a 1952 autobiography called "The Trouble With Cinderella: An Outline of Identity," and two slim and idiosyncratic works of fiction -- "I Love You, I Hate You, Drop Dead! Variations on a Theme" in 1965, and the collection "The Best of Intentions and Other Stories" in 1989.</w:t>
         <w:br/>
-        <w:t>Franks couldn't agree more.</w:t>
+        <w:t xml:space="preserve"> The memoir was well received. The fiction found fewer enthusiasts.</w:t>
         <w:br/>
-        <w:t>President Bush campaigns for him in Waterbury today - a day after</w:t>
+        <w:t xml:space="preserve"> As a musician, he explored themes and structures no one had touched before, an inventiveness that is largely absent from his fiction.</w:t>
         <w:br/>
-        <w:t>the president vetoed the civil rights bill.</w:t>
+        <w:t xml:space="preserve"> Shaw wanted to write about his own experiences and styled the work as fiction to free himself from the constraints of time and details.</w:t>
         <w:br/>
-        <w:t>At a debate Sunday night, Democrat Toby Moffett blasted Franks for</w:t>
+        <w:t xml:space="preserve"> "He said fiction allowed you to tell the truth," said Larry Rose, 46, Shaw's personal assistant for the last 11 years. "He said, 'If I told the truth, I'd get sued.' "</w:t>
         <w:br/>
-        <w:t>not supporting the civil rights measure, accusing Frank of being in</w:t>
+        <w:t xml:space="preserve"> And writing his life as a fiction gave Shaw distance, Giragossian said.</w:t>
         <w:br/>
-        <w:t>league with arch-conservatives like Sen. Jesse Helms, R-N.C.</w:t>
+        <w:t xml:space="preserve"> "It took away that first-person self-consciousness that happens in straight autobiography," she said. "It allowed him to set and develop scenes which he felt would reveal his life in a better way. It gave him a certain amount of objectivity."</w:t>
         <w:br/>
-        <w:t>"Mr. Moffett, do not talk to me about civil rights," Franks</w:t>
+        <w:t xml:space="preserve"> Shaw was a musician for 30 years and a writer for more than 50. His house is cluttered with about 10,000 books, and he used to dip into three or four of them a day until his vision began to fail.</w:t>
         <w:br/>
-        <w:t>replied. "When I was a child, I had a cross burned in front of my</w:t>
+        <w:t xml:space="preserve"> Age caught up with Artie Shaw. As his energy ebbed, so did his involvement in the book. "I was editing and cutting the first part and sending them to Artie, and he was really fine with the editing," Giragossian said.</w:t>
         <w:br/>
-        <w:t>house."</w:t>
-        <w:br/>
-        <w:t>Moffett is a former House member who lost Senate and gubernatorial</w:t>
-        <w:br/>
-        <w:t>bids in 1982 and 1986 and then became a TV news anchor in Hartford.</w:t>
-        <w:br/>
-        <w:t>He quit TV and moved into the congresssional district, where only</w:t>
-        <w:br/>
-        <w:t>4% of the voters are black, to seek to replace GOP Rep. John Rowland,</w:t>
-        <w:br/>
-        <w:t>who's running for governor.</w:t>
-        <w:br/>
-        <w:t>Moffet doesn't hide the fact that he moved in when he saw a seat</w:t>
-        <w:br/>
-        <w:t>open in the district. But he's had to convince voters he isn't an</w:t>
-        <w:br/>
-        <w:t>opportunist and to defend GOP charges that he's a liberal relic.</w:t>
-        <w:br/>
-        <w:t>Republican state Sen. James McLaughlin, who lost the GOP nomination</w:t>
-        <w:br/>
-        <w:t>to Franks, dubbed Moffett a "free-wheeling, nutty, kooky, big-spending</w:t>
-        <w:br/>
-        <w:t>liberal of the 1970s" in his campaign.</w:t>
-        <w:br/>
-        <w:t>Moffett, who's taking more moderate stands now, replies: "I'm</w:t>
-        <w:br/>
-        <w:t>basically a moderate person. I'm an activist, an advocate for the</w:t>
-        <w:br/>
-        <w:t>people."</w:t>
-        <w:br/>
-        <w:t>He says Franks is so conservative "he's off the charts."</w:t>
-        <w:br/>
-        <w:t>But Franks, who supports the death penalty and abortion rights,</w:t>
-        <w:br/>
-        <w:t>says he's in step with workers in Connecticut's most conservative</w:t>
-        <w:br/>
-        <w:t>district.</w:t>
-        <w:br/>
-        <w:t>And, he says, he's in step with minority views, too.</w:t>
-        <w:br/>
-        <w:t>"I'd be happy to take a snapshot of America" during the Carter</w:t>
-        <w:br/>
-        <w:t>era when Moffett served in Congress, Franks says. Interest and</w:t>
-        <w:br/>
-        <w:t>unemployment rates soared, and that "affected blacks (and) whites."</w:t>
-        <w:br/>
-        <w:t>Correction</w:t>
+        <w:t xml:space="preserve"> "Then he sent me the second half and said, 'Do whatever you want.' "</w:t>
         <w:br/>
         <w:br/>
-        <w:t>10/24/90.</w:t>
+        <w:t>Notes</w:t>
         <w:br/>
-        <w:t>Correction-Date: October 24, 1990, Wednesday</w:t>
+        <w:br/>
+        <w:t>BOOKS ON SUNDAY</w:t>
         <w:br/>
         <w:br/>
         <w:t>Graphic</w:t>
@@ -158,7 +115,7 @@
         <w:br/>
         <w:t xml:space="preserve"> </w:t>
         <w:br/>
-        <w:t>PHOTO;b/w, Eileen Blass, USA TODAY(FP, Gary Franks, S); FRANKS: Alderman identifies with conservative stands.</w:t>
+        <w:t>PHOTO: (No Caption)</w:t>
       </w:r>
     </w:p>
     <w:sectPr>

--- a/example_articles/states/Connecticut/4.states_Connecticut_Other_publisher.docx
+++ b/example_articles/states/Connecticut/4.states_Connecticut_Other_publisher.docx
@@ -7,9 +7,7 @@
         <w:pStyle w:val="Heading1"/>
       </w:pPr>
       <w:r>
-        <w:t>SONG OF HIMSELF;</w:t>
-        <w:br/>
-        <w:t>ARTIE SHAW'S GREATEST PASSION WAS 1,900-PAGE NOVEL</w:t>
+        <w:t>HOW ABOUT AN ANTI-CRIME BILL?  SOFT ON CRIME, CLINTON'S CRIME BILL WAS DEFEATED BY ITS OWN INCOHERENCE AND PORK-BARREL PROJECTS -- NOT BY THE DEMONIZED NRA</w:t>
       </w:r>
     </w:p>
     <w:p>
@@ -19,17 +17,17 @@
     </w:p>
     <w:p>
       <w:r>
-        <w:t>Date: 2005-02-27</w:t>
+        <w:t>Date: 1994-08-17</w:t>
       </w:r>
     </w:p>
     <w:p>
       <w:r>
-        <w:t>Section: ARTS and ENTERTAINMENT,</w:t>
+        <w:t>Section: EDITORIAL,</w:t>
       </w:r>
     </w:p>
     <w:p>
       <w:r>
-        <w:t>Source file: Other publishers/Files (500) (21).DOCX</w:t>
+        <w:t>Source file: Other publishers/Files (500) (25).DOCX</w:t>
       </w:r>
     </w:p>
     <w:p>
@@ -51,71 +49,33 @@
     </w:p>
     <w:p>
       <w:r>
-        <w:t>This is Artie Shaw's garret, tucked up beneath the eaves of a tract home in basic California suburbia, circa 1966.</w:t>
+        <w:t>President Clinton is the leader of, or at least a member of, the party that controls both political branches of the federal government. Yet after the crime bill capsized in the House of Representatives, with 58 Democrats against it, he said the bill's fate was controlled by the National Rifle Association, which opposes the bill's ban on assault weapons.</w:t>
         <w:br/>
-        <w:t xml:space="preserve"> Shaw, the jazz legend, moved here a quarter-century ago for the view, not the home styles. He had lived in Spain in the 1950s, and the clear-day vista here of the distant San Gabriel Mountains reminded him of Catalonia, so he bought the place and settled in to work on what had become the consuming passion of his life.</w:t>
+        <w:t>For another view, hear from Gary Franks (R-Conn.). One of six children of a working-class family, Franks graduated from Yale, did well in real estate and in 1988, running in a district just 4 percent black, became the first black Republican elected to the House since Oscar DePriest won his last race on Chicago's South Side in 1932. Franks is a member of the Congressional Black Caucus only because it cannot contrive to segregate him, but his conservatism makes him as welcome there as Rosa Parks was in the front of the bus.</w:t>
         <w:br/>
-        <w:t xml:space="preserve"> A novel. About himself.</w:t>
+        <w:t>Although Clinton considers the media among his many afflictions, the media spun like a top on the White House line that the crime bill was beaten largely because of the NRA. So the morning after the House action against the crime bill a few Republican representatives were nervous about being portrayed as devotees of assault weapons. But at the GOP caucus that day Franks, focusing on the 11 Republicans who supported the bill, delivered a stinging denunciation of it.</w:t>
         <w:br/>
-        <w:t>It was a long life; Shaw died here in December at 94, so "The Education of Albie Snow" runs 1,900 double-spaced pages over about 100 chapters.</w:t>
+        <w:t>The bill, he said, is loaded with ''make-busy programs'' -- the arts &amp; crafts and dance and midnight-sports provisions -- that ''I know from firsthand experience don't work'' as crime prevention. He said he could understand the 10 Black Caucus members who voted against the bill because of principled opposition to capital punishment, but what Republican principle could cause anyone to support the bill?</w:t>
         <w:br/>
-        <w:t xml:space="preserve"> It was meant to be part of a trilogy, and Shaw kept at it longer than any of his eight marriages. The work has yet to entice a publisher, although Ida Giragossian, a member of Alfred Knopf's editorial department, has been carving away at it on her own time for more than two years.</w:t>
+        <w:t>Shortly before the House had voted, Franks' position had been buttressed by Professor John DiIulio of Princeton, speaking at a Republican symposium. A Democrat and an expert on criminal justice policy, DiIulio opposes the bill while supporting the ban on assault weapons.</w:t>
         <w:br/>
-        <w:t xml:space="preserve"> She's only half done.</w:t>
+        <w:t>There is no national crime problem in the sense of a worsening threat to most parts of the nation and most sectors of society. In fact, most people are safer today than they were a few years ago, partly because of demographic changes (fewer young males) and partly because of self-defense measures -- guns, dogs, tear-gas sprays, alarm systems for houses and cars, private security personnel (there now are more of these than police officers). There are 20 or 30 urban areas where saturation policing is needed, but of the 100,000 police officers the crime bill supposedly will ''put on the streets,'' DiIulio says:</w:t>
         <w:br/>
-        <w:t xml:space="preserve"> "It's time-consuming, but I think it's eminently worth it," Giragossian said, adding that she hopes Knopf or another Random House imprint eventually will publish it.</w:t>
+        <w:t>There are only about 20,000 fully funded positions. Allowing for sick leave, disabilities, vacations, desk work and three shifts a day, it takes 10 officers to put one officer on the street around the clock. So the 20,000 positions become 2,000 around-the-clock cops, and they are to be distributed to at least 200 jurisdictions.</w:t>
         <w:br/>
-        <w:t xml:space="preserve"> "It covers from ages 15 to 24, with a couple of flashbacks to age 7 and the first anti-Semitism he encountered [growing up] in Connecticut. It's wonderful because it has a coming-of-age quality to it, the young teenager and how he teaches himself to play the saxophone and clarinet."</w:t>
+        <w:t>Furthermore, DiIulio says, the bill would ''grease the revolving door'' that is described by these statistics: 63 percent of all violent felony defendants are released prior to trial, and 12 percent of all violent crime arrestees are on pretrial release when they are arrested. The bill has a provision that would enable as many as 16,000 drug offenders to receive new trials or reduced sentences. He says the false argument behind this and some other provisions in the bill is that most prisoners have few prior arrests, no prior convictions and no history of violence. However, that describes only 6 percent of state prisoners.</w:t>
         <w:br/>
-        <w:t xml:space="preserve"> Others who have seen the manuscript were less enamored.</w:t>
+        <w:t>In New Jersey, for example, 80 percent of inmates have criminal histories involving violence and have an average of nine prior arrests and six prior convictions. In Florida between 1987 and 1991 more than 100,000 persons were released early, and during the time they would otherwise have been incarcerated they committed about 26,000 new crimes, about 5,000 of them violent, including 346 murders.</w:t>
         <w:br/>
-        <w:t xml:space="preserve"> "He wasn't a bad writer, but he was an undisciplined writer," said publisher Lyle Stuart, a friend of Shaw's since the early 1970s). "I told Artie, you don't do a 1,900-page novel."</w:t>
+        <w:t>Granted, federal prisons have fewer violent criminals and more drug and property offenders. However, of 35,000 persons newly admitted to federal prisons in 1991, only 700 were convicted of drug possession alone. The crime bill, says DiIulio, will not make a dent in such problems.</w:t>
         <w:br/>
-        <w:t xml:space="preserve"> But would Artie listen? Not often.</w:t>
-        <w:br/>
-        <w:t xml:space="preserve"> Shaw was an irascible character. Even his friends use words like "feisty" and "difficult" to describe him. He traced his gruffness to his days growing up as a Jew in a working-class Catholic neighborhood.</w:t>
-        <w:br/>
-        <w:t xml:space="preserve"> He hid himself in books and music. His father walked out when Shaw was 13, and by 15, Shaw left too, landing gigs in jazz bands during the Roaring '20s.</w:t>
-        <w:br/>
-        <w:t xml:space="preserve"> He was an exacting perfectionist, as hard on himself as on others. He had two sons whom he barely acknowledged, and he burned through wives like candles.</w:t>
-        <w:br/>
-        <w:t xml:space="preserve"> Shaw made his mark on the 20th century by weaving magic with a clarinet, expressing the inexpressible with a few quick exhales and a flourish of fingerings. Then he famously quit.</w:t>
-        <w:br/>
-        <w:t xml:space="preserve"> An old friend was once quoted as saying that Shaw gave up being a great musician to become a mediocre writer. Critics were less harsh but not by much.</w:t>
-        <w:br/>
-        <w:t xml:space="preserve"> Shaw published three books, a 1952 autobiography called "The Trouble With Cinderella: An Outline of Identity," and two slim and idiosyncratic works of fiction -- "I Love You, I Hate You, Drop Dead! Variations on a Theme" in 1965, and the collection "The Best of Intentions and Other Stories" in 1989.</w:t>
-        <w:br/>
-        <w:t xml:space="preserve"> The memoir was well received. The fiction found fewer enthusiasts.</w:t>
-        <w:br/>
-        <w:t xml:space="preserve"> As a musician, he explored themes and structures no one had touched before, an inventiveness that is largely absent from his fiction.</w:t>
-        <w:br/>
-        <w:t xml:space="preserve"> Shaw wanted to write about his own experiences and styled the work as fiction to free himself from the constraints of time and details.</w:t>
-        <w:br/>
-        <w:t xml:space="preserve"> "He said fiction allowed you to tell the truth," said Larry Rose, 46, Shaw's personal assistant for the last 11 years. "He said, 'If I told the truth, I'd get sued.' "</w:t>
-        <w:br/>
-        <w:t xml:space="preserve"> And writing his life as a fiction gave Shaw distance, Giragossian said.</w:t>
-        <w:br/>
-        <w:t xml:space="preserve"> "It took away that first-person self-consciousness that happens in straight autobiography," she said. "It allowed him to set and develop scenes which he felt would reveal his life in a better way. It gave him a certain amount of objectivity."</w:t>
-        <w:br/>
-        <w:t xml:space="preserve"> Shaw was a musician for 30 years and a writer for more than 50. His house is cluttered with about 10,000 books, and he used to dip into three or four of them a day until his vision began to fail.</w:t>
-        <w:br/>
-        <w:t xml:space="preserve"> Age caught up with Artie Shaw. As his energy ebbed, so did his involvement in the book. "I was editing and cutting the first part and sending them to Artie, and he was really fine with the editing," Giragossian said.</w:t>
-        <w:br/>
-        <w:t xml:space="preserve"> "Then he sent me the second half and said, 'Do whatever you want.' "</w:t>
+        <w:t>The cobbling together of the bill illustrated two phenomena increasingly common in Congress -- intellectual fads in search of funding, and a willingness to sacrifice coherence in order to allow incompatible factions to score political points by ''doing something'' about public anxiety. This is why most opposition to the crime bill is unrelated to assault weapons. When the president suggests otherwise, he deepens the suspicion that his capacity for forthrightness has atrophied from disuse.</w:t>
         <w:br/>
         <w:br/>
         <w:t>Notes</w:t>
         <w:br/>
         <w:br/>
-        <w:t>BOOKS ON SUNDAY</w:t>
-        <w:br/>
-        <w:br/>
-        <w:t>Graphic</w:t>
-        <w:br/>
-        <w:br/>
-        <w:t xml:space="preserve"> </w:t>
-        <w:br/>
-        <w:t>PHOTO: (No Caption)</w:t>
+        <w:t>George F. Will is a syndicated columnist for The Washington Post.</w:t>
       </w:r>
     </w:p>
     <w:sectPr>

--- a/example_articles/states/Connecticut/4.states_Connecticut_Other_publisher.docx
+++ b/example_articles/states/Connecticut/4.states_Connecticut_Other_publisher.docx
@@ -7,7 +7,9 @@
         <w:pStyle w:val="Heading1"/>
       </w:pPr>
       <w:r>
-        <w:t>HOW ABOUT AN ANTI-CRIME BILL?  SOFT ON CRIME, CLINTON'S CRIME BILL WAS DEFEATED BY ITS OWN INCOHERENCE AND PORK-BARREL PROJECTS -- NOT BY THE DEMONIZED NRA</w:t>
+        <w:t>SONG OF HIMSELF;</w:t>
+        <w:br/>
+        <w:t>ARTIE SHAW'S GREATEST PASSION WAS 1,900-PAGE NOVEL</w:t>
       </w:r>
     </w:p>
     <w:p>
@@ -17,17 +19,17 @@
     </w:p>
     <w:p>
       <w:r>
-        <w:t>Date: 1994-08-17</w:t>
+        <w:t>Date: 2005-02-27</w:t>
       </w:r>
     </w:p>
     <w:p>
       <w:r>
-        <w:t>Section: EDITORIAL,</w:t>
+        <w:t>Section: ARTS and ENTERTAINMENT,</w:t>
       </w:r>
     </w:p>
     <w:p>
       <w:r>
-        <w:t>Source file: Other publishers/Files (500) (25).DOCX</w:t>
+        <w:t>Source file: Other publishers/Files (500) (21).DOCX</w:t>
       </w:r>
     </w:p>
     <w:p>
@@ -49,33 +51,71 @@
     </w:p>
     <w:p>
       <w:r>
-        <w:t>President Clinton is the leader of, or at least a member of, the party that controls both political branches of the federal government. Yet after the crime bill capsized in the House of Representatives, with 58 Democrats against it, he said the bill's fate was controlled by the National Rifle Association, which opposes the bill's ban on assault weapons.</w:t>
+        <w:t>This is Artie Shaw's garret, tucked up beneath the eaves of a tract home in basic California suburbia, circa 1966.</w:t>
         <w:br/>
-        <w:t>For another view, hear from Gary Franks (R-Conn.). One of six children of a working-class family, Franks graduated from Yale, did well in real estate and in 1988, running in a district just 4 percent black, became the first black Republican elected to the House since Oscar DePriest won his last race on Chicago's South Side in 1932. Franks is a member of the Congressional Black Caucus only because it cannot contrive to segregate him, but his conservatism makes him as welcome there as Rosa Parks was in the front of the bus.</w:t>
+        <w:t xml:space="preserve"> Shaw, the jazz legend, moved here a quarter-century ago for the view, not the home styles. He had lived in Spain in the 1950s, and the clear-day vista here of the distant San Gabriel Mountains reminded him of Catalonia, so he bought the place and settled in to work on what had become the consuming passion of his life.</w:t>
         <w:br/>
-        <w:t>Although Clinton considers the media among his many afflictions, the media spun like a top on the White House line that the crime bill was beaten largely because of the NRA. So the morning after the House action against the crime bill a few Republican representatives were nervous about being portrayed as devotees of assault weapons. But at the GOP caucus that day Franks, focusing on the 11 Republicans who supported the bill, delivered a stinging denunciation of it.</w:t>
+        <w:t xml:space="preserve"> A novel. About himself.</w:t>
         <w:br/>
-        <w:t>The bill, he said, is loaded with ''make-busy programs'' -- the arts &amp; crafts and dance and midnight-sports provisions -- that ''I know from firsthand experience don't work'' as crime prevention. He said he could understand the 10 Black Caucus members who voted against the bill because of principled opposition to capital punishment, but what Republican principle could cause anyone to support the bill?</w:t>
+        <w:t>It was a long life; Shaw died here in December at 94, so "The Education of Albie Snow" runs 1,900 double-spaced pages over about 100 chapters.</w:t>
         <w:br/>
-        <w:t>Shortly before the House had voted, Franks' position had been buttressed by Professor John DiIulio of Princeton, speaking at a Republican symposium. A Democrat and an expert on criminal justice policy, DiIulio opposes the bill while supporting the ban on assault weapons.</w:t>
+        <w:t xml:space="preserve"> It was meant to be part of a trilogy, and Shaw kept at it longer than any of his eight marriages. The work has yet to entice a publisher, although Ida Giragossian, a member of Alfred Knopf's editorial department, has been carving away at it on her own time for more than two years.</w:t>
         <w:br/>
-        <w:t>There is no national crime problem in the sense of a worsening threat to most parts of the nation and most sectors of society. In fact, most people are safer today than they were a few years ago, partly because of demographic changes (fewer young males) and partly because of self-defense measures -- guns, dogs, tear-gas sprays, alarm systems for houses and cars, private security personnel (there now are more of these than police officers). There are 20 or 30 urban areas where saturation policing is needed, but of the 100,000 police officers the crime bill supposedly will ''put on the streets,'' DiIulio says:</w:t>
+        <w:t xml:space="preserve"> She's only half done.</w:t>
         <w:br/>
-        <w:t>There are only about 20,000 fully funded positions. Allowing for sick leave, disabilities, vacations, desk work and three shifts a day, it takes 10 officers to put one officer on the street around the clock. So the 20,000 positions become 2,000 around-the-clock cops, and they are to be distributed to at least 200 jurisdictions.</w:t>
+        <w:t xml:space="preserve"> "It's time-consuming, but I think it's eminently worth it," Giragossian said, adding that she hopes Knopf or another Random House imprint eventually will publish it.</w:t>
         <w:br/>
-        <w:t>Furthermore, DiIulio says, the bill would ''grease the revolving door'' that is described by these statistics: 63 percent of all violent felony defendants are released prior to trial, and 12 percent of all violent crime arrestees are on pretrial release when they are arrested. The bill has a provision that would enable as many as 16,000 drug offenders to receive new trials or reduced sentences. He says the false argument behind this and some other provisions in the bill is that most prisoners have few prior arrests, no prior convictions and no history of violence. However, that describes only 6 percent of state prisoners.</w:t>
+        <w:t xml:space="preserve"> "It covers from ages 15 to 24, with a couple of flashbacks to age 7 and the first anti-Semitism he encountered [growing up] in Connecticut. It's wonderful because it has a coming-of-age quality to it, the young teenager and how he teaches himself to play the saxophone and clarinet."</w:t>
         <w:br/>
-        <w:t>In New Jersey, for example, 80 percent of inmates have criminal histories involving violence and have an average of nine prior arrests and six prior convictions. In Florida between 1987 and 1991 more than 100,000 persons were released early, and during the time they would otherwise have been incarcerated they committed about 26,000 new crimes, about 5,000 of them violent, including 346 murders.</w:t>
+        <w:t xml:space="preserve"> Others who have seen the manuscript were less enamored.</w:t>
         <w:br/>
-        <w:t>Granted, federal prisons have fewer violent criminals and more drug and property offenders. However, of 35,000 persons newly admitted to federal prisons in 1991, only 700 were convicted of drug possession alone. The crime bill, says DiIulio, will not make a dent in such problems.</w:t>
+        <w:t xml:space="preserve"> "He wasn't a bad writer, but he was an undisciplined writer," said publisher Lyle Stuart, a friend of Shaw's since the early 1970s). "I told Artie, you don't do a 1,900-page novel."</w:t>
         <w:br/>
-        <w:t>The cobbling together of the bill illustrated two phenomena increasingly common in Congress -- intellectual fads in search of funding, and a willingness to sacrifice coherence in order to allow incompatible factions to score political points by ''doing something'' about public anxiety. This is why most opposition to the crime bill is unrelated to assault weapons. When the president suggests otherwise, he deepens the suspicion that his capacity for forthrightness has atrophied from disuse.</w:t>
+        <w:t xml:space="preserve"> But would Artie listen? Not often.</w:t>
+        <w:br/>
+        <w:t xml:space="preserve"> Shaw was an irascible character. Even his friends use words like "feisty" and "difficult" to describe him. He traced his gruffness to his days growing up as a Jew in a working-class Catholic neighborhood.</w:t>
+        <w:br/>
+        <w:t xml:space="preserve"> He hid himself in books and music. His father walked out when Shaw was 13, and by 15, Shaw left too, landing gigs in jazz bands during the Roaring '20s.</w:t>
+        <w:br/>
+        <w:t xml:space="preserve"> He was an exacting perfectionist, as hard on himself as on others. He had two sons whom he barely acknowledged, and he burned through wives like candles.</w:t>
+        <w:br/>
+        <w:t xml:space="preserve"> Shaw made his mark on the 20th century by weaving magic with a clarinet, expressing the inexpressible with a few quick exhales and a flourish of fingerings. Then he famously quit.</w:t>
+        <w:br/>
+        <w:t xml:space="preserve"> An old friend was once quoted as saying that Shaw gave up being a great musician to become a mediocre writer. Critics were less harsh but not by much.</w:t>
+        <w:br/>
+        <w:t xml:space="preserve"> Shaw published three books, a 1952 autobiography called "The Trouble With Cinderella: An Outline of Identity," and two slim and idiosyncratic works of fiction -- "I Love You, I Hate You, Drop Dead! Variations on a Theme" in 1965, and the collection "The Best of Intentions and Other Stories" in 1989.</w:t>
+        <w:br/>
+        <w:t xml:space="preserve"> The memoir was well received. The fiction found fewer enthusiasts.</w:t>
+        <w:br/>
+        <w:t xml:space="preserve"> As a musician, he explored themes and structures no one had touched before, an inventiveness that is largely absent from his fiction.</w:t>
+        <w:br/>
+        <w:t xml:space="preserve"> Shaw wanted to write about his own experiences and styled the work as fiction to free himself from the constraints of time and details.</w:t>
+        <w:br/>
+        <w:t xml:space="preserve"> "He said fiction allowed you to tell the truth," said Larry Rose, 46, Shaw's personal assistant for the last 11 years. "He said, 'If I told the truth, I'd get sued.' "</w:t>
+        <w:br/>
+        <w:t xml:space="preserve"> And writing his life as a fiction gave Shaw distance, Giragossian said.</w:t>
+        <w:br/>
+        <w:t xml:space="preserve"> "It took away that first-person self-consciousness that happens in straight autobiography," she said. "It allowed him to set and develop scenes which he felt would reveal his life in a better way. It gave him a certain amount of objectivity."</w:t>
+        <w:br/>
+        <w:t xml:space="preserve"> Shaw was a musician for 30 years and a writer for more than 50. His house is cluttered with about 10,000 books, and he used to dip into three or four of them a day until his vision began to fail.</w:t>
+        <w:br/>
+        <w:t xml:space="preserve"> Age caught up with Artie Shaw. As his energy ebbed, so did his involvement in the book. "I was editing and cutting the first part and sending them to Artie, and he was really fine with the editing," Giragossian said.</w:t>
+        <w:br/>
+        <w:t xml:space="preserve"> "Then he sent me the second half and said, 'Do whatever you want.' "</w:t>
         <w:br/>
         <w:br/>
         <w:t>Notes</w:t>
         <w:br/>
         <w:br/>
-        <w:t>George F. Will is a syndicated columnist for The Washington Post.</w:t>
+        <w:t>BOOKS ON SUNDAY</w:t>
+        <w:br/>
+        <w:br/>
+        <w:t>Graphic</w:t>
+        <w:br/>
+        <w:br/>
+        <w:t xml:space="preserve"> </w:t>
+        <w:br/>
+        <w:t>PHOTO: (No Caption)</w:t>
       </w:r>
     </w:p>
     <w:sectPr>
